--- a/docs/voc-service-knowledge.docx
+++ b/docs/voc-service-knowledge.docx
@@ -54,7 +54,7 @@
         <w:spacing w:after="34"/>
       </w:pPr>
       <w:r>
-        <w:t xml:space="preserve">에이전트는 아래 기능 지도를 근거로 VOC를 4그룹·22표준분류·대응영역에 매핑하고, 모르면 추측하지 말고 ‘확인 필요’로 표시한다. 금액·정책·등급 기준은 “확인 후 안내”.</w:t>
+        <w:t xml:space="preserve">에이전트는 아래 기능 지도를 근거로 VOC를 6그룹·22표준분류·대응영역에 매핑하고, 모르면 추측하지 말고 ‘확인 필요’로 표시한다. 금액·정책·등급 기준은 “확인 후 안내”.</w:t>
       </w:r>
     </w:p>
     <w:p>
@@ -184,7 +184,7 @@
         <w:t xml:space="preserve">MY</w:t>
       </w:r>
       <w:r>
-        <w:t xml:space="preserve">: 가입정보관리 · 요금/납부/청구 · 회원/로그인/ID · 휴대폰 결제 · 데이터 · 고객지원 · 자녀 통신요금 관리 · 메뉴/GNB/위젯 · 결합할인</w:t>
+        <w:t xml:space="preserve">: 가입정보관리 · 요금/납부/청구 · 회원/로그인/ID · IMSI · 휴대폰 결제 · 데이터 · 고객지원 · 자녀 통신요금 관리 · 메뉴/GNB/위젯 · 결합할인</w:t>
       </w:r>
     </w:p>
     <w:p>
@@ -204,7 +204,7 @@
         <w:t xml:space="preserve">검색/챗봇</w:t>
       </w:r>
       <w:r>
-        <w:t xml:space="preserve">: 검색/챗봇</w:t>
+        <w:t xml:space="preserve">: 검색/챗봇 · 챗봇</w:t>
       </w:r>
     </w:p>
     <w:p>
@@ -224,7 +224,7 @@
         <w:t xml:space="preserve">혜택/멤버십</w:t>
       </w:r>
       <w:r>
-        <w:t xml:space="preserve">: VIP콕(영화/구독/제휴) · 바코드/메뉴 · 유플미션/출석체크 · 멤버십(등급/정책) · 유플투쁠</w:t>
+        <w:t xml:space="preserve">: VIP콕(영화/구독/제휴) · 바코드/메뉴 · 유플미션/출석체크 · 멤버십(등급/정책) · 유플투쁠 · 제휴(네이버 등)</w:t>
       </w:r>
     </w:p>
     <w:p>
@@ -244,7 +244,47 @@
         <w:t xml:space="preserve">상품/스토어</w:t>
       </w:r>
       <w:r>
-        <w:t xml:space="preserve">: 기타(유독) · 로밍 · 모바일 가입 · 유심/이심(eSIM)/너겟 · 모바일 요금제 · 모바일 부가서비스 · 홈 요금제/홈 부가서비스 · 액세서리/라이브</w:t>
+        <w:t xml:space="preserve">: 기타(유독) · 로밍 · 모바일 가입 · 인터넷/TV 가입 · 유심/이심(eSIM)/너겟 · 모바일 요금제 · 모바일 부가서비스 · 홈 요금제/홈 부가서비스 · 액세서리/라이브</w:t>
+      </w:r>
+    </w:p>
+    <w:p>
+      <w:pPr>
+        <w:pStyle w:val="ListParagraph"/>
+        <w:numPr>
+          <w:ilvl w:val="0"/>
+          <w:numId w:val="2"/>
+        </w:numPr>
+        <w:spacing w:after="34"/>
+      </w:pPr>
+      <w:r>
+        <w:rPr>
+          <w:b/>
+          <w:bCs/>
+        </w:rPr>
+        <w:t xml:space="preserve">플러스탭</w:t>
+      </w:r>
+      <w:r>
+        <w:t xml:space="preserve">: 플러스탭</w:t>
+      </w:r>
+    </w:p>
+    <w:p>
+      <w:pPr>
+        <w:pStyle w:val="ListParagraph"/>
+        <w:numPr>
+          <w:ilvl w:val="0"/>
+          <w:numId w:val="2"/>
+        </w:numPr>
+        <w:spacing w:after="34"/>
+      </w:pPr>
+      <w:r>
+        <w:rPr>
+          <w:b/>
+          <w:bCs/>
+        </w:rPr>
+        <w:t xml:space="preserve">기타</w:t>
+      </w:r>
+      <w:r>
+        <w:t xml:space="preserve">: 기타</w:t>
       </w:r>
     </w:p>
     <w:p>
